--- a/main/cars/templates/НОВЫЕ/ЗАЯВКА на проведение испытаний.docx
+++ b/main/cars/templates/НОВЫЕ/ЗАЯВКА на проведение испытаний.docx
@@ -37,16 +37,15 @@
               </w:rPr>
             </w:pPr>
             <w:r>
-              <w:t xml:space="preserve">Рег. № </w:t>
-            </w:r>
-            <w:r>
-              <w:t xml:space="preserve">________ </w:t>
-            </w:r>
-            <w:r>
-              <w:t xml:space="preserve">от </w:t>
-            </w:r>
-            <w:r>
-              <w:t>____.____.______ (</w:t>
+              <w:t xml:space="preserve">Рег. </w:t>
+            </w:r>
+            <w:r>
+              <w:t>№ ________ от ____.____.______</w:t>
+            </w:r>
+            <w:bookmarkStart w:id="0" w:name="_GoBack"/>
+            <w:bookmarkEnd w:id="0"/>
+            <w:r>
+              <w:t xml:space="preserve"> (</w:t>
             </w:r>
             <w:r>
               <w:rPr>
@@ -370,8 +369,6 @@
         </w:rPr>
         <w:t xml:space="preserve">п.1.3.12.2, п.1.3.12.3, п.1.3.12.4, п.1.3.13.1, п.1.3.13.2, </w:t>
       </w:r>
-      <w:bookmarkStart w:id="0" w:name="_GoBack"/>
-      <w:bookmarkEnd w:id="0"/>
       <w:r>
         <w:rPr>
           <w:i/>
@@ -1005,8 +1002,16 @@
         <w:rPr>
           <w:sz w:val="16"/>
           <w:szCs w:val="16"/>
-        </w:rPr>
-        <w:t>для физического лица: наименование, документ, удостоверяющий личность, кем и когда выдан, адрес;</w:t>
+          <w:highlight w:val="green"/>
+        </w:rPr>
+        <w:t>для физического лица: наименование, документ, удостоверяющий личность, кем и когда выдан, адрес</w:t>
+      </w:r>
+      <w:r>
+        <w:rPr>
+          <w:sz w:val="16"/>
+          <w:szCs w:val="16"/>
+        </w:rPr>
+        <w:t>;</w:t>
       </w:r>
     </w:p>
     <w:p>
@@ -1188,6 +1193,7 @@
               <w:rPr>
                 <w:sz w:val="20"/>
                 <w:szCs w:val="20"/>
+                <w:highlight w:val="green"/>
               </w:rPr>
             </w:pPr>
             <w:bookmarkStart w:id="1" w:name="_Hlk141961696"/>
@@ -1195,6 +1201,7 @@
               <w:rPr>
                 <w:sz w:val="20"/>
                 <w:szCs w:val="20"/>
+                <w:highlight w:val="green"/>
               </w:rPr>
               <w:t xml:space="preserve">МАРКА </w:t>
             </w:r>
@@ -1247,12 +1254,14 @@
               <w:rPr>
                 <w:sz w:val="20"/>
                 <w:szCs w:val="20"/>
-              </w:rPr>
-            </w:pPr>
-            <w:r>
-              <w:rPr>
-                <w:sz w:val="20"/>
-                <w:szCs w:val="20"/>
+                <w:highlight w:val="green"/>
+              </w:rPr>
+            </w:pPr>
+            <w:r>
+              <w:rPr>
+                <w:sz w:val="20"/>
+                <w:szCs w:val="20"/>
+                <w:highlight w:val="green"/>
               </w:rPr>
               <w:t>КОММЕРЧЕСКОЕ НАИМЕНОВАНИЕ</w:t>
             </w:r>
@@ -1305,12 +1314,14 @@
               <w:rPr>
                 <w:sz w:val="20"/>
                 <w:szCs w:val="20"/>
-              </w:rPr>
-            </w:pPr>
-            <w:r>
-              <w:rPr>
-                <w:sz w:val="20"/>
-                <w:szCs w:val="20"/>
+                <w:highlight w:val="green"/>
+              </w:rPr>
+            </w:pPr>
+            <w:r>
+              <w:rPr>
+                <w:sz w:val="20"/>
+                <w:szCs w:val="20"/>
+                <w:highlight w:val="green"/>
               </w:rPr>
               <w:t xml:space="preserve">ТИП </w:t>
             </w:r>
@@ -1364,26 +1375,22 @@
                 <w:caps/>
                 <w:sz w:val="20"/>
                 <w:szCs w:val="20"/>
-              </w:rPr>
-            </w:pPr>
-            <w:r>
-              <w:rPr>
-                <w:sz w:val="20"/>
-                <w:szCs w:val="20"/>
-              </w:rPr>
-              <w:t>ИДЕНТИФИКАЦИОННЫЙ НОМЕР</w:t>
-            </w:r>
-            <w:r>
-              <w:rPr>
-                <w:sz w:val="20"/>
-                <w:szCs w:val="20"/>
-              </w:rPr>
-              <w:t xml:space="preserve"> (</w:t>
-            </w:r>
-            <w:r>
-              <w:rPr>
-                <w:sz w:val="20"/>
-                <w:szCs w:val="20"/>
+                <w:highlight w:val="green"/>
+              </w:rPr>
+            </w:pPr>
+            <w:r>
+              <w:rPr>
+                <w:sz w:val="20"/>
+                <w:szCs w:val="20"/>
+                <w:highlight w:val="green"/>
+              </w:rPr>
+              <w:t>ИДЕНТИФИКАЦИОННЫЙ НОМЕР (</w:t>
+            </w:r>
+            <w:r>
+              <w:rPr>
+                <w:sz w:val="20"/>
+                <w:szCs w:val="20"/>
+                <w:highlight w:val="green"/>
                 <w:lang w:val="en-US"/>
               </w:rPr>
               <w:t>VIN</w:t>
@@ -1392,43 +1399,9 @@
               <w:rPr>
                 <w:sz w:val="20"/>
                 <w:szCs w:val="20"/>
-              </w:rPr>
-              <w:t xml:space="preserve">) </w:t>
-            </w:r>
-            <w:r>
-              <w:rPr>
-                <w:sz w:val="20"/>
-                <w:szCs w:val="20"/>
-              </w:rPr>
-              <w:t>ИЛИ СЕРИЙНЫЙ</w:t>
-            </w:r>
-            <w:r>
-              <w:rPr>
-                <w:sz w:val="20"/>
-                <w:szCs w:val="20"/>
-              </w:rPr>
-              <w:t xml:space="preserve"> (</w:t>
-            </w:r>
-            <w:r>
-              <w:rPr>
-                <w:sz w:val="20"/>
-                <w:szCs w:val="20"/>
-              </w:rPr>
-              <w:t>ЗАВОДСКОЙ</w:t>
-            </w:r>
-            <w:r>
-              <w:rPr>
-                <w:sz w:val="20"/>
-                <w:szCs w:val="20"/>
-              </w:rPr>
-              <w:t xml:space="preserve">) </w:t>
-            </w:r>
-            <w:r>
-              <w:rPr>
-                <w:sz w:val="20"/>
-                <w:szCs w:val="20"/>
-              </w:rPr>
-              <w:t>НОМЕР</w:t>
+                <w:highlight w:val="green"/>
+              </w:rPr>
+              <w:t>) ИЛИ СЕРИЙНЫЙ (ЗАВОДСКОЙ) НОМЕР</w:t>
             </w:r>
           </w:p>
         </w:tc>
@@ -1479,12 +1452,14 @@
               <w:rPr>
                 <w:sz w:val="20"/>
                 <w:szCs w:val="20"/>
-              </w:rPr>
-            </w:pPr>
-            <w:r>
-              <w:rPr>
-                <w:sz w:val="20"/>
-                <w:szCs w:val="20"/>
+                <w:highlight w:val="green"/>
+              </w:rPr>
+            </w:pPr>
+            <w:r>
+              <w:rPr>
+                <w:sz w:val="20"/>
+                <w:szCs w:val="20"/>
+                <w:highlight w:val="green"/>
               </w:rPr>
               <w:t xml:space="preserve">ГОД ВЫПУСКА </w:t>
             </w:r>
@@ -1537,8 +1512,14 @@
                 <w:tab w:val="left" w:pos="1560"/>
               </w:tabs>
               <w:ind w:right="146"/>
-            </w:pPr>
-            <w:r>
+              <w:rPr>
+                <w:highlight w:val="green"/>
+              </w:rPr>
+            </w:pPr>
+            <w:r>
+              <w:rPr>
+                <w:highlight w:val="green"/>
+              </w:rPr>
               <w:t xml:space="preserve">Наименование и адрес изготовителя </w:t>
             </w:r>
           </w:p>
@@ -1551,12 +1532,14 @@
               <w:rPr>
                 <w:sz w:val="16"/>
                 <w:szCs w:val="16"/>
+                <w:highlight w:val="green"/>
               </w:rPr>
             </w:pPr>
             <w:r>
               <w:rPr>
                 <w:sz w:val="16"/>
                 <w:szCs w:val="16"/>
+                <w:highlight w:val="green"/>
               </w:rPr>
               <w:t>(юридический адрес и фактический адрес места осуществления деятельности)</w:t>
             </w:r>
@@ -1609,8 +1592,18 @@
           <w:bCs/>
           <w:sz w:val="20"/>
           <w:szCs w:val="20"/>
-        </w:rPr>
-        <w:t xml:space="preserve">Перечень представленных документов: </w:t>
+          <w:highlight w:val="green"/>
+        </w:rPr>
+        <w:t>Перечень представленных документов</w:t>
+      </w:r>
+      <w:r>
+        <w:rPr>
+          <w:b/>
+          <w:bCs/>
+          <w:sz w:val="20"/>
+          <w:szCs w:val="20"/>
+        </w:rPr>
+        <w:t xml:space="preserve">: </w:t>
       </w:r>
     </w:p>
     <w:tbl>
@@ -1814,6 +1807,15 @@
                 <w:iCs/>
               </w:rPr>
             </w:pPr>
+            <w:r>
+              <w:rPr>
+                <w:b/>
+                <w:bCs/>
+                <w:i/>
+                <w:iCs/>
+              </w:rPr>
+              <w:sym w:font="Wingdings 2" w:char="F050"/>
+            </w:r>
           </w:p>
         </w:tc>
         <w:tc>
@@ -1838,21 +1840,7 @@
                 <w:sz w:val="20"/>
                 <w:szCs w:val="20"/>
               </w:rPr>
-              <w:t>П</w:t>
-            </w:r>
-            <w:r>
-              <w:rPr>
-                <w:sz w:val="20"/>
-                <w:szCs w:val="20"/>
-              </w:rPr>
-              <w:t>редоставить заключение о соответствии</w:t>
-            </w:r>
-            <w:r>
-              <w:rPr>
-                <w:sz w:val="20"/>
-                <w:szCs w:val="20"/>
-              </w:rPr>
-              <w:t>/несоответствии.</w:t>
+              <w:t>Предоставить заключение о соответствии/несоответствии.</w:t>
             </w:r>
           </w:p>
           <w:p>
@@ -1868,14 +1856,7 @@
                 <w:sz w:val="20"/>
                 <w:szCs w:val="20"/>
               </w:rPr>
-              <w:t>П</w:t>
-            </w:r>
-            <w:r>
-              <w:rPr>
-                <w:sz w:val="20"/>
-                <w:szCs w:val="20"/>
-              </w:rPr>
-              <w:t>ровести оценку соответствия</w:t>
+              <w:t>Провести оценку соответствия</w:t>
             </w:r>
             <w:r>
               <w:rPr>
@@ -1970,28 +1951,7 @@
                 <w:sz w:val="20"/>
                 <w:szCs w:val="20"/>
               </w:rPr>
-              <w:t>Н</w:t>
-            </w:r>
-            <w:r>
-              <w:rPr>
-                <w:sz w:val="20"/>
-                <w:szCs w:val="20"/>
-              </w:rPr>
-              <w:t>е предоставлять заключение о соответствии</w:t>
-            </w:r>
-            <w:r>
-              <w:rPr>
-                <w:sz w:val="20"/>
-                <w:szCs w:val="20"/>
-              </w:rPr>
-              <w:t>/несоответствии</w:t>
-            </w:r>
-            <w:r>
-              <w:rPr>
-                <w:sz w:val="20"/>
-                <w:szCs w:val="20"/>
-              </w:rPr>
-              <w:t xml:space="preserve"> </w:t>
+              <w:t xml:space="preserve">Не предоставлять заключение о соответствии/несоответствии </w:t>
             </w:r>
           </w:p>
         </w:tc>
@@ -2025,21 +1985,7 @@
                 <w:sz w:val="20"/>
                 <w:szCs w:val="20"/>
               </w:rPr>
-              <w:t>При принятии решения о соответствии</w:t>
-            </w:r>
-            <w:r>
-              <w:rPr>
-                <w:sz w:val="20"/>
-                <w:szCs w:val="20"/>
-              </w:rPr>
-              <w:t>/несоответствии</w:t>
-            </w:r>
-            <w:r>
-              <w:rPr>
-                <w:sz w:val="20"/>
-                <w:szCs w:val="20"/>
-              </w:rPr>
-              <w:t xml:space="preserve"> руководствоваться требованиями</w:t>
+              <w:t>При принятии решения о соответствии/несоответствии руководствоваться требованиями</w:t>
             </w:r>
           </w:p>
         </w:tc>
@@ -2062,6 +2008,15 @@
                 <w:iCs/>
               </w:rPr>
             </w:pPr>
+            <w:r>
+              <w:rPr>
+                <w:b/>
+                <w:bCs/>
+                <w:i/>
+                <w:iCs/>
+              </w:rPr>
+              <w:sym w:font="Wingdings 2" w:char="F050"/>
+            </w:r>
           </w:p>
         </w:tc>
         <w:tc>
@@ -2086,28 +2041,7 @@
                 <w:sz w:val="20"/>
                 <w:szCs w:val="20"/>
               </w:rPr>
-              <w:t>Т</w:t>
-            </w:r>
-            <w:r>
-              <w:rPr>
-                <w:sz w:val="20"/>
-                <w:szCs w:val="20"/>
-              </w:rPr>
-              <w:t>ребованиями, установленными в п. 7.8.</w:t>
-            </w:r>
-            <w:r>
-              <w:rPr>
-                <w:sz w:val="20"/>
-                <w:szCs w:val="20"/>
-              </w:rPr>
-              <w:t>2</w:t>
-            </w:r>
-            <w:r>
-              <w:rPr>
-                <w:sz w:val="20"/>
-                <w:szCs w:val="20"/>
-              </w:rPr>
-              <w:t xml:space="preserve"> Руководства по качеству</w:t>
+              <w:t>Требованиями, установленными в п. 7.8.2 Руководства по качеству</w:t>
             </w:r>
           </w:p>
         </w:tc>
@@ -2181,14 +2115,7 @@
                 <w:sz w:val="20"/>
                 <w:szCs w:val="20"/>
               </w:rPr>
-              <w:t>Т</w:t>
-            </w:r>
-            <w:r>
-              <w:rPr>
-                <w:sz w:val="20"/>
-                <w:szCs w:val="20"/>
-              </w:rPr>
-              <w:t xml:space="preserve">ребованиями, установленными в </w:t>
+              <w:t xml:space="preserve">Требованиями, установленными в </w:t>
             </w:r>
             <w:r>
               <w:rPr>
@@ -2197,16 +2124,7 @@
                 <w:sz w:val="20"/>
                 <w:szCs w:val="20"/>
               </w:rPr>
-              <w:t>(указать наименование документа): _____________________</w:t>
-            </w:r>
-            <w:r>
-              <w:rPr>
-                <w:i/>
-                <w:iCs/>
-                <w:sz w:val="20"/>
-                <w:szCs w:val="20"/>
-              </w:rPr>
-              <w:t>_________</w:t>
+              <w:t>(указать наименование документа): ______________________________</w:t>
             </w:r>
           </w:p>
         </w:tc>
@@ -2271,6 +2189,15 @@
                 <w:szCs w:val="20"/>
               </w:rPr>
             </w:pPr>
+            <w:r>
+              <w:rPr>
+                <w:b/>
+                <w:bCs/>
+                <w:i/>
+                <w:iCs/>
+              </w:rPr>
+              <w:sym w:font="Wingdings 2" w:char="F050"/>
+            </w:r>
           </w:p>
         </w:tc>
         <w:tc>
@@ -2320,6 +2247,15 @@
                 <w:szCs w:val="20"/>
               </w:rPr>
             </w:pPr>
+            <w:r>
+              <w:rPr>
+                <w:b/>
+                <w:bCs/>
+                <w:i/>
+                <w:iCs/>
+              </w:rPr>
+              <w:sym w:font="Wingdings 2" w:char="F050"/>
+            </w:r>
           </w:p>
         </w:tc>
         <w:tc>
@@ -2342,21 +2278,7 @@
                 <w:sz w:val="20"/>
                 <w:szCs w:val="20"/>
               </w:rPr>
-              <w:t>С Правил</w:t>
-            </w:r>
-            <w:r>
-              <w:rPr>
-                <w:sz w:val="20"/>
-                <w:szCs w:val="20"/>
-              </w:rPr>
-              <w:t>ами принятия решения по п. 7.8.2</w:t>
-            </w:r>
-            <w:r>
-              <w:rPr>
-                <w:sz w:val="20"/>
-                <w:szCs w:val="20"/>
-              </w:rPr>
-              <w:t xml:space="preserve"> Руководства по качеству ознакомлен.</w:t>
+              <w:t>С Правилами принятия решения по п. 7.8.2 Руководства по качеству ознакомлен.</w:t>
             </w:r>
           </w:p>
         </w:tc>
@@ -2383,6 +2305,15 @@
                 <w:szCs w:val="20"/>
               </w:rPr>
             </w:pPr>
+            <w:r>
+              <w:rPr>
+                <w:b/>
+                <w:bCs/>
+                <w:i/>
+                <w:iCs/>
+              </w:rPr>
+              <w:sym w:font="Wingdings 2" w:char="F050"/>
+            </w:r>
           </w:p>
         </w:tc>
         <w:tc>
@@ -2405,35 +2336,7 @@
                 <w:sz w:val="20"/>
                 <w:szCs w:val="20"/>
               </w:rPr>
-              <w:t xml:space="preserve">Даю согласие на предоставление сведений о </w:t>
-            </w:r>
-            <w:r>
-              <w:rPr>
-                <w:sz w:val="20"/>
-                <w:szCs w:val="20"/>
-              </w:rPr>
-              <w:t>П</w:t>
-            </w:r>
-            <w:r>
-              <w:rPr>
-                <w:sz w:val="20"/>
-                <w:szCs w:val="20"/>
-              </w:rPr>
-              <w:t xml:space="preserve">ротоколе </w:t>
-            </w:r>
-            <w:r>
-              <w:rPr>
-                <w:sz w:val="20"/>
-                <w:szCs w:val="20"/>
-              </w:rPr>
-              <w:t>идентификации, технической экспертизы конструкции, исследований, испытаний и измерений транспортного средства на соответствия предъявляемым требованиям ТР ТС 018/2011 к Единичным транспортным средствам</w:t>
-            </w:r>
-            <w:r>
-              <w:rPr>
-                <w:sz w:val="20"/>
-                <w:szCs w:val="20"/>
-              </w:rPr>
-              <w:t xml:space="preserve"> в Федеральную службу по аккредитации</w:t>
+              <w:t>Даю согласие на предоставление сведений о Протоколе идентификации, технической экспертизы конструкции, исследований, испытаний и измерений транспортного средства на соответствия предъявляемым требованиям ТР ТС 018/2011 к Единичным транспортным средствам в Федеральную службу по аккредитации</w:t>
             </w:r>
           </w:p>
         </w:tc>
@@ -2698,6 +2601,7 @@
               <w:rPr>
                 <w:sz w:val="16"/>
                 <w:szCs w:val="20"/>
+                <w:highlight w:val="green"/>
               </w:rPr>
               <w:t>ФИО</w:t>
             </w:r>
@@ -2872,6 +2776,9 @@
               <w:jc w:val="center"/>
             </w:pPr>
             <w:r>
+              <w:rPr>
+                <w:highlight w:val="green"/>
+              </w:rPr>
               <w:t>____.____._______ г.</w:t>
             </w:r>
           </w:p>
@@ -2950,7 +2857,7 @@
               <w:jc w:val="both"/>
             </w:pPr>
             <w:r>
-              <w:t>Эксперт ИЛ _______________</w:t>
+              <w:t>Эксперт ИЛ</w:t>
             </w:r>
           </w:p>
           <w:p>
@@ -2958,6 +2865,9 @@
               <w:spacing w:after="160" w:line="259" w:lineRule="auto"/>
               <w:jc w:val="both"/>
             </w:pPr>
+            <w:r>
+              <w:t>_______________</w:t>
+            </w:r>
           </w:p>
           <w:p>
             <w:pPr>
@@ -2965,7 +2875,7 @@
               <w:jc w:val="both"/>
             </w:pPr>
             <w:r>
-              <w:t>Эксперт ИЛ _______________</w:t>
+              <w:t xml:space="preserve">Эксперт ИЛ </w:t>
             </w:r>
           </w:p>
           <w:p>
@@ -2973,15 +2883,15 @@
               <w:spacing w:after="160" w:line="259" w:lineRule="auto"/>
               <w:jc w:val="both"/>
             </w:pPr>
+            <w:r>
+              <w:t>_______________</w:t>
+            </w:r>
           </w:p>
           <w:p>
             <w:pPr>
               <w:spacing w:after="160" w:line="259" w:lineRule="auto"/>
               <w:jc w:val="both"/>
             </w:pPr>
-            <w:r>
-              <w:t>Эксперт ИЛ _______________</w:t>
-            </w:r>
           </w:p>
         </w:tc>
       </w:tr>
@@ -4983,7 +4893,7 @@
 </file>
 
 <file path=customXml/itemProps1.xml><?xml version="1.0" encoding="utf-8"?>
-<ds:datastoreItem xmlns:ds="http://schemas.openxmlformats.org/officeDocument/2006/customXml" ds:itemID="{6936F233-F067-4AFD-A7DA-8492D35EA7E5}">
+<ds:datastoreItem xmlns:ds="http://schemas.openxmlformats.org/officeDocument/2006/customXml" ds:itemID="{61189712-48FA-47DE-9DC7-09254BE1DC20}">
   <ds:schemaRefs>
     <ds:schemaRef ds:uri="http://schemas.openxmlformats.org/officeDocument/2006/bibliography"/>
   </ds:schemaRefs>
